--- a/_extensions/jcrquarto/jcr-reference.docx
+++ b/_extensions/jcrquarto/jcr-reference.docx
@@ -298,8 +298,8 @@
     <w:uiPriority w:val="99"/>
     <w:unhideWhenUsed/>
     <w:rPr>
-      <w:color w:val="0563C1"/>
-      <w:u w:val="single"/>
+      <w:color w:val="000000"/>
+      <w:u w:val="none"/>
     </w:rPr>
   </w:style>
   <w:style w:type="character" w:styleId="FootnoteReference">
@@ -484,7 +484,7 @@
     <w:unhideWhenUsed/>
     <w:rPr>
       <w:color w:val="000000"/>
-      <w:u w:val="single"/>
+      <w:u w:val="none"/>
     </w:rPr>
   </w:style>
 </w:styles>
